--- a/data/outputs/v2/Core_Mathematics/SS2.9_Linear_Motion/Core_Mathematics_Linear_Motion_SummaryTable.docx
+++ b/data/outputs/v2/Core_Mathematics/SS2.9_Linear_Motion/Core_Mathematics_Linear_Motion_SummaryTable.docx
@@ -38,6 +38,177 @@
           <w:szCs w:val="22"/>
         </w:rPr>
         <w:t xml:space="preserve">Sub-Strand 2.9: Linear Motion — Teacher Reference (Pre-filled)</w:t>
+      </w:r>
+    </w:p>
+    <w:p>
+      <w:pPr>
+        <w:spacing w:after="80" w:before="120"/>
+      </w:pPr>
+      <w:r>
+        <w:rPr>
+          <w:rFonts w:ascii="Arial" w:cs="Arial" w:eastAsia="Arial" w:hAnsi="Arial"/>
+          <w:b/>
+          <w:bCs/>
+          <w:color w:val="1F3864"/>
+          <w:sz w:val="20"/>
+          <w:szCs w:val="20"/>
+        </w:rPr>
+        <w:t xml:space="preserve">ATTRIBUTION AND LICENSING</w:t>
+      </w:r>
+    </w:p>
+    <w:p>
+      <w:pPr>
+        <w:spacing w:after="60" w:before="0"/>
+      </w:pPr>
+      <w:r>
+        <w:rPr>
+          <w:rFonts w:ascii="Arial" w:cs="Arial" w:eastAsia="Arial" w:hAnsi="Arial"/>
+          <w:b/>
+          <w:bCs/>
+          <w:sz w:val="17"/>
+          <w:szCs w:val="17"/>
+        </w:rPr>
+        <w:t xml:space="preserve">Curriculum Alignment: </w:t>
+      </w:r>
+      <w:r>
+        <w:rPr>
+          <w:rFonts w:ascii="Arial" w:cs="Arial" w:eastAsia="Arial" w:hAnsi="Arial"/>
+          <w:sz w:val="17"/>
+          <w:szCs w:val="17"/>
+        </w:rPr>
+        <w:t xml:space="preserve">Structured in pedagogical alignment with the competence-based curriculum format and learning outcomes established by the Kenya Institute of Curriculum Development (KICD). This material is independently developed and is not officially endorsed or published by KICD.</w:t>
+      </w:r>
+    </w:p>
+    <w:p>
+      <w:pPr>
+        <w:spacing w:after="60" w:before="0"/>
+      </w:pPr>
+      <w:r>
+        <w:rPr>
+          <w:rFonts w:ascii="Arial" w:cs="Arial" w:eastAsia="Arial" w:hAnsi="Arial"/>
+          <w:b/>
+          <w:bCs/>
+          <w:sz w:val="17"/>
+          <w:szCs w:val="17"/>
+        </w:rPr>
+        <w:t xml:space="preserve">Content &amp; Pedagogy: </w:t>
+      </w:r>
+      <w:r>
+        <w:rPr>
+          <w:rFonts w:ascii="Arial" w:cs="Arial" w:eastAsia="Arial" w:hAnsi="Arial"/>
+          <w:sz w:val="17"/>
+          <w:szCs w:val="17"/>
+        </w:rPr>
+        <w:t xml:space="preserve">Developed and adapted by the educator team at SeaVuria (registered 501(c)(3) in the United States and registered NGO in Kenya, No. 872-850A-BF11), who designed the pedagogical framework, lesson templates and exemplar lessons on which this material is based.</w:t>
+      </w:r>
+    </w:p>
+    <w:p>
+      <w:pPr>
+        <w:spacing w:after="60" w:before="0"/>
+      </w:pPr>
+      <w:r>
+        <w:rPr>
+          <w:rFonts w:ascii="Arial" w:cs="Arial" w:eastAsia="Arial" w:hAnsi="Arial"/>
+          <w:b/>
+          <w:bCs/>
+          <w:sz w:val="17"/>
+          <w:szCs w:val="17"/>
+        </w:rPr>
+        <w:t xml:space="preserve">Production &amp; Layout: </w:t>
+      </w:r>
+      <w:r>
+        <w:rPr>
+          <w:rFonts w:ascii="Arial" w:cs="Arial" w:eastAsia="Arial" w:hAnsi="Arial"/>
+          <w:sz w:val="17"/>
+          <w:szCs w:val="17"/>
+        </w:rPr>
+        <w:t xml:space="preserve">Educational design and curriculum sequencing by SeaVuria. Technical layout, structural formatting, and digital optimization/implementation executed in partnership with ARES Education (registered 501(c)(3) in the United States and Canada (as Afretech Aid) and registered NGO in Kenya), with lesson drafting and compilation assisted by AI (Claude, Anthropic).</w:t>
+      </w:r>
+    </w:p>
+    <w:p>
+      <w:pPr>
+        <w:pBdr>
+          <w:bottom w:val="single" w:color="1F3864" w:sz="6" w:space="6"/>
+        </w:pBdr>
+        <w:spacing w:after="60" w:before="0"/>
+      </w:pPr>
+      <w:r>
+        <w:rPr>
+          <w:rFonts w:ascii="Arial" w:cs="Arial" w:eastAsia="Arial" w:hAnsi="Arial"/>
+          <w:b/>
+          <w:bCs/>
+          <w:sz w:val="17"/>
+          <w:szCs w:val="17"/>
+        </w:rPr>
+        <w:t xml:space="preserve">Licensing &amp; Copyright: </w:t>
+      </w:r>
+      <w:r>
+        <w:rPr>
+          <w:rFonts w:ascii="Arial" w:cs="Arial" w:eastAsia="Arial" w:hAnsi="Arial"/>
+          <w:sz w:val="17"/>
+          <w:szCs w:val="17"/>
+        </w:rPr>
+        <w:t xml:space="preserve">© 2026 SeaVuria and ARES. This work is licensed under a </w:t>
+      </w:r>
+      <w:hyperlink w:history="1" r:id="rIdrp1igwnfqrxqirqm5wh-a">
+        <w:r>
+          <w:rPr>
+            <w:rFonts w:ascii="Arial" w:cs="Arial" w:eastAsia="Arial" w:hAnsi="Arial"/>
+            <w:color w:val="1F6B75"/>
+            <w:sz w:val="17"/>
+            <w:szCs w:val="17"/>
+            <w:u w:val="single" w:color="1F6B75"/>
+          </w:rPr>
+          <w:t xml:space="preserve">Creative Commons Attribution-NonCommercial 4.0 International License</w:t>
+        </w:r>
+      </w:hyperlink>
+      <w:r>
+        <w:rPr>
+          <w:rFonts w:ascii="Arial" w:cs="Arial" w:eastAsia="Arial" w:hAnsi="Arial"/>
+          <w:sz w:val="17"/>
+          <w:szCs w:val="17"/>
+        </w:rPr>
+        <w:t xml:space="preserve"> (</w:t>
+      </w:r>
+      <w:hyperlink w:history="1" r:id="rIdcsrpcxxnqrctbsmqn07ub">
+        <w:r>
+          <w:rPr>
+            <w:rFonts w:ascii="Arial" w:cs="Arial" w:eastAsia="Arial" w:hAnsi="Arial"/>
+            <w:color w:val="1F6B75"/>
+            <w:sz w:val="17"/>
+            <w:szCs w:val="17"/>
+            <w:u w:val="single" w:color="1F6B75"/>
+          </w:rPr>
+          <w:t xml:space="preserve">CC BY-NC 4.0</w:t>
+        </w:r>
+      </w:hyperlink>
+      <w:r>
+        <w:rPr>
+          <w:rFonts w:ascii="Arial" w:cs="Arial" w:eastAsia="Arial" w:hAnsi="Arial"/>
+          <w:sz w:val="17"/>
+          <w:szCs w:val="17"/>
+        </w:rPr>
+        <w:t xml:space="preserve">). To view a copy of this license, visit </w:t>
+      </w:r>
+      <w:hyperlink w:history="1" r:id="rIdf17_1z7cw_qcsjqdbw8y9">
+        <w:r>
+          <w:rPr>
+            <w:rFonts w:ascii="Arial" w:cs="Arial" w:eastAsia="Arial" w:hAnsi="Arial"/>
+            <w:color w:val="1F6B75"/>
+            <w:sz w:val="17"/>
+            <w:szCs w:val="17"/>
+            <w:u w:val="single" w:color="1F6B75"/>
+          </w:rPr>
+          <w:t xml:space="preserve">https://creativecommons.org/licenses/by-nc/4.0/</w:t>
+        </w:r>
+      </w:hyperlink>
+      <w:r>
+        <w:rPr>
+          <w:rFonts w:ascii="Arial" w:cs="Arial" w:eastAsia="Arial" w:hAnsi="Arial"/>
+          <w:sz w:val="17"/>
+          <w:szCs w:val="17"/>
+        </w:rPr>
+        <w:t xml:space="preserve">. You are free to copy, redistribute, and adapt this material in any medium or format, provided appropriate credit is given and the material is not used for commercial purposes. KICD learning outcomes and curriculum designations reproduced here for alignment purposes remain the property of KICD and are not covered by this license. Linked external resources (e.g. CK-12, Khan Academy, PhET) are subject to their own licenses.</w:t>
       </w:r>
     </w:p>
     <w:p>

--- a/data/outputs/v2/Core_Mathematics/SS2.9_Linear_Motion/Core_Mathematics_Linear_Motion_SummaryTable.docx
+++ b/data/outputs/v2/Core_Mathematics/SS2.9_Linear_Motion/Core_Mathematics_Linear_Motion_SummaryTable.docx
@@ -38,177 +38,6 @@
           <w:szCs w:val="22"/>
         </w:rPr>
         <w:t xml:space="preserve">Sub-Strand 2.9: Linear Motion — Teacher Reference (Pre-filled)</w:t>
-      </w:r>
-    </w:p>
-    <w:p>
-      <w:pPr>
-        <w:spacing w:after="80" w:before="120"/>
-      </w:pPr>
-      <w:r>
-        <w:rPr>
-          <w:rFonts w:ascii="Arial" w:cs="Arial" w:eastAsia="Arial" w:hAnsi="Arial"/>
-          <w:b/>
-          <w:bCs/>
-          <w:color w:val="1F3864"/>
-          <w:sz w:val="20"/>
-          <w:szCs w:val="20"/>
-        </w:rPr>
-        <w:t xml:space="preserve">ATTRIBUTION AND LICENSING</w:t>
-      </w:r>
-    </w:p>
-    <w:p>
-      <w:pPr>
-        <w:spacing w:after="60" w:before="0"/>
-      </w:pPr>
-      <w:r>
-        <w:rPr>
-          <w:rFonts w:ascii="Arial" w:cs="Arial" w:eastAsia="Arial" w:hAnsi="Arial"/>
-          <w:b/>
-          <w:bCs/>
-          <w:sz w:val="17"/>
-          <w:szCs w:val="17"/>
-        </w:rPr>
-        <w:t xml:space="preserve">Curriculum Alignment: </w:t>
-      </w:r>
-      <w:r>
-        <w:rPr>
-          <w:rFonts w:ascii="Arial" w:cs="Arial" w:eastAsia="Arial" w:hAnsi="Arial"/>
-          <w:sz w:val="17"/>
-          <w:szCs w:val="17"/>
-        </w:rPr>
-        <w:t xml:space="preserve">Structured in pedagogical alignment with the competence-based curriculum format and learning outcomes established by the Kenya Institute of Curriculum Development (KICD). This material is independently developed and is not officially endorsed or published by KICD.</w:t>
-      </w:r>
-    </w:p>
-    <w:p>
-      <w:pPr>
-        <w:spacing w:after="60" w:before="0"/>
-      </w:pPr>
-      <w:r>
-        <w:rPr>
-          <w:rFonts w:ascii="Arial" w:cs="Arial" w:eastAsia="Arial" w:hAnsi="Arial"/>
-          <w:b/>
-          <w:bCs/>
-          <w:sz w:val="17"/>
-          <w:szCs w:val="17"/>
-        </w:rPr>
-        <w:t xml:space="preserve">Content &amp; Pedagogy: </w:t>
-      </w:r>
-      <w:r>
-        <w:rPr>
-          <w:rFonts w:ascii="Arial" w:cs="Arial" w:eastAsia="Arial" w:hAnsi="Arial"/>
-          <w:sz w:val="17"/>
-          <w:szCs w:val="17"/>
-        </w:rPr>
-        <w:t xml:space="preserve">Developed and adapted by the educator team at SeaVuria (registered 501(c)(3) in the United States and registered NGO in Kenya, No. 872-850A-BF11), who designed the pedagogical framework, lesson templates and exemplar lessons on which this material is based.</w:t>
-      </w:r>
-    </w:p>
-    <w:p>
-      <w:pPr>
-        <w:spacing w:after="60" w:before="0"/>
-      </w:pPr>
-      <w:r>
-        <w:rPr>
-          <w:rFonts w:ascii="Arial" w:cs="Arial" w:eastAsia="Arial" w:hAnsi="Arial"/>
-          <w:b/>
-          <w:bCs/>
-          <w:sz w:val="17"/>
-          <w:szCs w:val="17"/>
-        </w:rPr>
-        <w:t xml:space="preserve">Production &amp; Layout: </w:t>
-      </w:r>
-      <w:r>
-        <w:rPr>
-          <w:rFonts w:ascii="Arial" w:cs="Arial" w:eastAsia="Arial" w:hAnsi="Arial"/>
-          <w:sz w:val="17"/>
-          <w:szCs w:val="17"/>
-        </w:rPr>
-        <w:t xml:space="preserve">Educational design and curriculum sequencing by SeaVuria. Technical layout, structural formatting, and digital optimization/implementation executed in partnership with ARES Education (registered 501(c)(3) in the United States and Canada (as Afretech Aid) and registered NGO in Kenya), with lesson drafting and compilation assisted by AI (Claude, Anthropic).</w:t>
-      </w:r>
-    </w:p>
-    <w:p>
-      <w:pPr>
-        <w:pBdr>
-          <w:bottom w:val="single" w:color="1F3864" w:sz="6" w:space="6"/>
-        </w:pBdr>
-        <w:spacing w:after="60" w:before="0"/>
-      </w:pPr>
-      <w:r>
-        <w:rPr>
-          <w:rFonts w:ascii="Arial" w:cs="Arial" w:eastAsia="Arial" w:hAnsi="Arial"/>
-          <w:b/>
-          <w:bCs/>
-          <w:sz w:val="17"/>
-          <w:szCs w:val="17"/>
-        </w:rPr>
-        <w:t xml:space="preserve">Licensing &amp; Copyright: </w:t>
-      </w:r>
-      <w:r>
-        <w:rPr>
-          <w:rFonts w:ascii="Arial" w:cs="Arial" w:eastAsia="Arial" w:hAnsi="Arial"/>
-          <w:sz w:val="17"/>
-          <w:szCs w:val="17"/>
-        </w:rPr>
-        <w:t xml:space="preserve">© 2026 SeaVuria and ARES. This work is licensed under a </w:t>
-      </w:r>
-      <w:hyperlink w:history="1" r:id="rIdrp1igwnfqrxqirqm5wh-a">
-        <w:r>
-          <w:rPr>
-            <w:rFonts w:ascii="Arial" w:cs="Arial" w:eastAsia="Arial" w:hAnsi="Arial"/>
-            <w:color w:val="1F6B75"/>
-            <w:sz w:val="17"/>
-            <w:szCs w:val="17"/>
-            <w:u w:val="single" w:color="1F6B75"/>
-          </w:rPr>
-          <w:t xml:space="preserve">Creative Commons Attribution-NonCommercial 4.0 International License</w:t>
-        </w:r>
-      </w:hyperlink>
-      <w:r>
-        <w:rPr>
-          <w:rFonts w:ascii="Arial" w:cs="Arial" w:eastAsia="Arial" w:hAnsi="Arial"/>
-          <w:sz w:val="17"/>
-          <w:szCs w:val="17"/>
-        </w:rPr>
-        <w:t xml:space="preserve"> (</w:t>
-      </w:r>
-      <w:hyperlink w:history="1" r:id="rIdcsrpcxxnqrctbsmqn07ub">
-        <w:r>
-          <w:rPr>
-            <w:rFonts w:ascii="Arial" w:cs="Arial" w:eastAsia="Arial" w:hAnsi="Arial"/>
-            <w:color w:val="1F6B75"/>
-            <w:sz w:val="17"/>
-            <w:szCs w:val="17"/>
-            <w:u w:val="single" w:color="1F6B75"/>
-          </w:rPr>
-          <w:t xml:space="preserve">CC BY-NC 4.0</w:t>
-        </w:r>
-      </w:hyperlink>
-      <w:r>
-        <w:rPr>
-          <w:rFonts w:ascii="Arial" w:cs="Arial" w:eastAsia="Arial" w:hAnsi="Arial"/>
-          <w:sz w:val="17"/>
-          <w:szCs w:val="17"/>
-        </w:rPr>
-        <w:t xml:space="preserve">). To view a copy of this license, visit </w:t>
-      </w:r>
-      <w:hyperlink w:history="1" r:id="rIdf17_1z7cw_qcsjqdbw8y9">
-        <w:r>
-          <w:rPr>
-            <w:rFonts w:ascii="Arial" w:cs="Arial" w:eastAsia="Arial" w:hAnsi="Arial"/>
-            <w:color w:val="1F6B75"/>
-            <w:sz w:val="17"/>
-            <w:szCs w:val="17"/>
-            <w:u w:val="single" w:color="1F6B75"/>
-          </w:rPr>
-          <w:t xml:space="preserve">https://creativecommons.org/licenses/by-nc/4.0/</w:t>
-        </w:r>
-      </w:hyperlink>
-      <w:r>
-        <w:rPr>
-          <w:rFonts w:ascii="Arial" w:cs="Arial" w:eastAsia="Arial" w:hAnsi="Arial"/>
-          <w:sz w:val="17"/>
-          <w:szCs w:val="17"/>
-        </w:rPr>
-        <w:t xml:space="preserve">. You are free to copy, redistribute, and adapt this material in any medium or format, provided appropriate credit is given and the material is not used for commercial purposes. KICD learning outcomes and curriculum designations reproduced here for alignment purposes remain the property of KICD and are not covered by this license. Linked external resources (e.g. CK-12, Khan Academy, PhET) are subject to their own licenses.</w:t>
       </w:r>
     </w:p>
     <w:p>
@@ -1848,6 +1677,185 @@
         </w:tc>
       </w:tr>
     </w:tbl>
+    <w:p>
+      <w:pPr>
+        <w:spacing w:after="120"/>
+      </w:pPr>
+      <w:r>
+        <w:t xml:space="preserve"/>
+      </w:r>
+    </w:p>
+    <w:p>
+      <w:pPr>
+        <w:spacing w:after="80" w:before="120"/>
+      </w:pPr>
+      <w:r>
+        <w:rPr>
+          <w:rFonts w:ascii="Arial" w:cs="Arial" w:eastAsia="Arial" w:hAnsi="Arial"/>
+          <w:b/>
+          <w:bCs/>
+          <w:color w:val="1F3864"/>
+          <w:sz w:val="20"/>
+          <w:szCs w:val="20"/>
+        </w:rPr>
+        <w:t xml:space="preserve">ATTRIBUTION AND LICENSING</w:t>
+      </w:r>
+    </w:p>
+    <w:p>
+      <w:pPr>
+        <w:spacing w:after="60" w:before="0"/>
+      </w:pPr>
+      <w:r>
+        <w:rPr>
+          <w:rFonts w:ascii="Arial" w:cs="Arial" w:eastAsia="Arial" w:hAnsi="Arial"/>
+          <w:b/>
+          <w:bCs/>
+          <w:sz w:val="17"/>
+          <w:szCs w:val="17"/>
+        </w:rPr>
+        <w:t xml:space="preserve">Curriculum Alignment: </w:t>
+      </w:r>
+      <w:r>
+        <w:rPr>
+          <w:rFonts w:ascii="Arial" w:cs="Arial" w:eastAsia="Arial" w:hAnsi="Arial"/>
+          <w:sz w:val="17"/>
+          <w:szCs w:val="17"/>
+        </w:rPr>
+        <w:t xml:space="preserve">Structured in pedagogical alignment with the competence-based curriculum format and learning outcomes established by the Kenya Institute of Curriculum Development (KICD). This material is independently developed and is not officially endorsed or published by KICD.</w:t>
+      </w:r>
+    </w:p>
+    <w:p>
+      <w:pPr>
+        <w:spacing w:after="60" w:before="0"/>
+      </w:pPr>
+      <w:r>
+        <w:rPr>
+          <w:rFonts w:ascii="Arial" w:cs="Arial" w:eastAsia="Arial" w:hAnsi="Arial"/>
+          <w:b/>
+          <w:bCs/>
+          <w:sz w:val="17"/>
+          <w:szCs w:val="17"/>
+        </w:rPr>
+        <w:t xml:space="preserve">Content &amp; Pedagogy: </w:t>
+      </w:r>
+      <w:r>
+        <w:rPr>
+          <w:rFonts w:ascii="Arial" w:cs="Arial" w:eastAsia="Arial" w:hAnsi="Arial"/>
+          <w:sz w:val="17"/>
+          <w:szCs w:val="17"/>
+        </w:rPr>
+        <w:t xml:space="preserve">Developed and adapted by the educator team at SeaVuria (registered 501(c)(3) in the United States and registered NGO in Kenya, No. 872-850A-BF11), who designed the pedagogical framework, lesson templates and exemplar lessons on which this material is based.</w:t>
+      </w:r>
+    </w:p>
+    <w:p>
+      <w:pPr>
+        <w:spacing w:after="60" w:before="0"/>
+      </w:pPr>
+      <w:r>
+        <w:rPr>
+          <w:rFonts w:ascii="Arial" w:cs="Arial" w:eastAsia="Arial" w:hAnsi="Arial"/>
+          <w:b/>
+          <w:bCs/>
+          <w:sz w:val="17"/>
+          <w:szCs w:val="17"/>
+        </w:rPr>
+        <w:t xml:space="preserve">Production &amp; Layout: </w:t>
+      </w:r>
+      <w:r>
+        <w:rPr>
+          <w:rFonts w:ascii="Arial" w:cs="Arial" w:eastAsia="Arial" w:hAnsi="Arial"/>
+          <w:sz w:val="17"/>
+          <w:szCs w:val="17"/>
+        </w:rPr>
+        <w:t xml:space="preserve">Educational design and curriculum sequencing by SeaVuria. Technical layout, structural formatting, and digital optimization/implementation executed in partnership with ARES Education (registered 501(c)(3) in the United States and Canada (as Afretech Aid) and registered NGO in Kenya), with lesson drafting and compilation assisted by AI (Claude, Anthropic).</w:t>
+      </w:r>
+    </w:p>
+    <w:p>
+      <w:pPr>
+        <w:pBdr>
+          <w:bottom w:val="single" w:color="1F3864" w:sz="6" w:space="6"/>
+        </w:pBdr>
+        <w:spacing w:after="60" w:before="0"/>
+      </w:pPr>
+      <w:r>
+        <w:rPr>
+          <w:rFonts w:ascii="Arial" w:cs="Arial" w:eastAsia="Arial" w:hAnsi="Arial"/>
+          <w:b/>
+          <w:bCs/>
+          <w:sz w:val="17"/>
+          <w:szCs w:val="17"/>
+        </w:rPr>
+        <w:t xml:space="preserve">Licensing &amp; Copyright: </w:t>
+      </w:r>
+      <w:r>
+        <w:rPr>
+          <w:rFonts w:ascii="Arial" w:cs="Arial" w:eastAsia="Arial" w:hAnsi="Arial"/>
+          <w:sz w:val="17"/>
+          <w:szCs w:val="17"/>
+        </w:rPr>
+        <w:t xml:space="preserve">© 2026 SeaVuria and ARES. This work is licensed under a </w:t>
+      </w:r>
+      <w:hyperlink w:history="1" r:id="rIdf__sap7f1dx372r1tpe5y">
+        <w:r>
+          <w:rPr>
+            <w:rFonts w:ascii="Arial" w:cs="Arial" w:eastAsia="Arial" w:hAnsi="Arial"/>
+            <w:color w:val="1F6B75"/>
+            <w:sz w:val="17"/>
+            <w:szCs w:val="17"/>
+            <w:u w:val="single" w:color="1F6B75"/>
+          </w:rPr>
+          <w:t xml:space="preserve">Creative Commons Attribution-NonCommercial 4.0 International License</w:t>
+        </w:r>
+      </w:hyperlink>
+      <w:r>
+        <w:rPr>
+          <w:rFonts w:ascii="Arial" w:cs="Arial" w:eastAsia="Arial" w:hAnsi="Arial"/>
+          <w:sz w:val="17"/>
+          <w:szCs w:val="17"/>
+        </w:rPr>
+        <w:t xml:space="preserve"> (</w:t>
+      </w:r>
+      <w:hyperlink w:history="1" r:id="rIdffiy8vbxxua5hshbp1-et">
+        <w:r>
+          <w:rPr>
+            <w:rFonts w:ascii="Arial" w:cs="Arial" w:eastAsia="Arial" w:hAnsi="Arial"/>
+            <w:color w:val="1F6B75"/>
+            <w:sz w:val="17"/>
+            <w:szCs w:val="17"/>
+            <w:u w:val="single" w:color="1F6B75"/>
+          </w:rPr>
+          <w:t xml:space="preserve">CC BY-NC 4.0</w:t>
+        </w:r>
+      </w:hyperlink>
+      <w:r>
+        <w:rPr>
+          <w:rFonts w:ascii="Arial" w:cs="Arial" w:eastAsia="Arial" w:hAnsi="Arial"/>
+          <w:sz w:val="17"/>
+          <w:szCs w:val="17"/>
+        </w:rPr>
+        <w:t xml:space="preserve">). To view a copy of this license, visit </w:t>
+      </w:r>
+      <w:hyperlink w:history="1" r:id="rIdzdnw_wotclgtkhdainqkz">
+        <w:r>
+          <w:rPr>
+            <w:rFonts w:ascii="Arial" w:cs="Arial" w:eastAsia="Arial" w:hAnsi="Arial"/>
+            <w:color w:val="1F6B75"/>
+            <w:sz w:val="17"/>
+            <w:szCs w:val="17"/>
+            <w:u w:val="single" w:color="1F6B75"/>
+          </w:rPr>
+          <w:t xml:space="preserve">https://creativecommons.org/licenses/by-nc/4.0/</w:t>
+        </w:r>
+      </w:hyperlink>
+      <w:r>
+        <w:rPr>
+          <w:rFonts w:ascii="Arial" w:cs="Arial" w:eastAsia="Arial" w:hAnsi="Arial"/>
+          <w:sz w:val="17"/>
+          <w:szCs w:val="17"/>
+        </w:rPr>
+        <w:t xml:space="preserve">. You are free to copy, redistribute, and adapt this material in any medium or format, provided appropriate credit is given and the material is not used for commercial purposes. KICD learning outcomes and curriculum designations reproduced here for alignment purposes remain the property of KICD and are not covered by this license. Linked external resources (e.g. CK-12, Khan Academy, PhET) are subject to their own licenses.</w:t>
+      </w:r>
+    </w:p>
     <w:sectPr>
       <w:pgSz w:w="15840" w:h="12240" w:orient="landscape"/>
       <w:pgMar w:top="1080" w:right="1080" w:bottom="1080" w:left="1080" w:header="708" w:footer="708" w:gutter="0"/>

--- a/data/outputs/v2/Core_Mathematics/SS2.9_Linear_Motion/Core_Mathematics_Linear_Motion_SummaryTable.docx
+++ b/data/outputs/v2/Core_Mathematics/SS2.9_Linear_Motion/Core_Mathematics_Linear_Motion_SummaryTable.docx
@@ -564,7 +564,7 @@
                 <w:sz w:val="18"/>
                 <w:szCs w:val="18"/>
               </w:rPr>
-              <w:t xml:space="preserve">Learners examined a simplified race report of a Nairobi Marathon runner — including split times, route map segments, and a finish-line photo — and discussed what they noticed and wondered about the runner's journey. They compared the total road distance run (42.195 km of winding Nairobi streets) with the straight-line displacement from Nyayo Stadium start to finish, observing that the two values are not equal.</w:t>
+              <w:t xml:space="preserve">Watched the 2023 Nairobi Marathon video clip showing Kenyan elite runners accelerating off the start on Uhuru Highway, running at a steady pace, slowing at water stations, and sprinting to the finish. Examined the split-time table for Runner A (consistent pace) and Runner B (fast start, mid-race slowdown, strong sprint) and noticed that Runner B was ahead at 30 km but Runner A won. Conducted a class race on the school field, recording our own split times at 10 m intervals using stopwatches and tape measures.</w:t>
             </w:r>
           </w:p>
         </w:tc>
@@ -596,7 +596,7 @@
                 <w:sz w:val="18"/>
                 <w:szCs w:val="18"/>
               </w:rPr>
-              <w:t xml:space="preserve">Distance is the total path length covered, measured in metres or kilometres, and is a scalar quantity — direction is not required. Displacement is the straight-line change in position from start to end point, measured in the same units but also requiring a stated direction, making it a vector quantity. Speed is the rate of change of distance (distance ÷ time); velocity is the rate of change of displacement (displacement ÷ time) and also requires direction. These four terms are the foundational vocabulary for all subsequent lessons.</w:t>
+              <w:t xml:space="preserve">Distance is the total path length covered (a scalar quantity — no direction needed). Displacement is the straight-line change in position from start to finish, including direction (a vector quantity). Speed = distance ÷ time (scalar). Velocity = displacement ÷ time with direction (vector). Acceleration is the rate of change of velocity — it explains why Runner B's split times changed dramatically between 30 km and 42 km. We calculated Runner A's average speed as approximately 19 km/h, and we calculated our own average speed over each 10 m interval of the class race.</w:t>
             </w:r>
           </w:p>
         </w:tc>
@@ -628,7 +628,7 @@
                 <w:sz w:val="18"/>
                 <w:szCs w:val="18"/>
               </w:rPr>
-              <w:t xml:space="preserve">The Nairobi Marathon runner covers more distance than their displacement because the road curves — total tarmac underfoot ≠ straight-line gap between start and finish. Pedagogical note: stress early that confusing 'distance' and 'displacement' is the single most common error in this sub-strand. Use a physical demonstration — walk a curved path around desks, then stretch a string straight back — to make the distinction concrete before any calculation is attempted. Cold-call at least four learners to state a definition in their own words before moving on.</w:t>
+              <w:t xml:space="preserve">Runner A won the 2023 Nairobi Marathon even though Runner B was ahead at 30 km because Runner B's velocity decreased sharply in the middle kilometres while Runner A maintained a nearly constant velocity throughout. Runner B's sprint in the final 2 km was not enough to overcome the time lost. A single average speed calculation cannot reveal this — we need a graph that shows what is happening at every moment of the race. Our class race data table is our first motion model, and in the next lesson we will convert it into a displacement-time graph to see the full story of motion.</w:t>
             </w:r>
           </w:p>
         </w:tc>
@@ -681,7 +681,7 @@
                 <w:sz w:val="18"/>
                 <w:szCs w:val="18"/>
               </w:rPr>
-              <w:t xml:space="preserve">Calculating Speed, Velocity &amp; Time: Putting Numbers to the Race</w:t>
+              <w:t xml:space="preserve">Calculating Velocity and Acceleration — Making the Numbers Tell the Story</w:t>
             </w:r>
           </w:p>
         </w:tc>
@@ -713,7 +713,7 @@
                 <w:sz w:val="18"/>
                 <w:szCs w:val="18"/>
               </w:rPr>
-              <w:t xml:space="preserve">Learners were given a structured data table containing split distances and split times for three fictional runners in the Nairobi Marathon (Runner A — Eliud from Eldoret, Runner B — Amina from Mombasa, Runner C — Otieno from Kisumu). They performed calculations for each segment: average speed = distance ÷ time, average velocity = displacement ÷ time, and rearranged the formula to find missing distance or time values. A matatu scenario on the Nakuru highway was introduced as a parallel context.</w:t>
+              <w:t xml:space="preserve">Learners generated a velocity table for Runner A and Runner B by applying v = s/t to each 5 km split of the 2023 Nairobi Marathon data. They observed that Runner A maintained a nearly constant velocity (~19 km/h) throughout — uniform motion — while Runner B's velocity varied from ~17.6 km/h in the 25–35 km section to ~22 km/h in the final sprint — non-uniform motion. They also calculated the acceleration of a boda-boda on Mombasa Road (1 m/s²) and the SGR Madaraka Express, and used a = Δv/Δt to find Runner B's acceleration between the slow and fast sections of the race.</w:t>
             </w:r>
           </w:p>
         </w:tc>
@@ -745,7 +745,7 @@
                 <w:sz w:val="18"/>
                 <w:szCs w:val="18"/>
               </w:rPr>
-              <w:t xml:space="preserve">The mathematical relationships speed = distance/time, velocity = displacement/time, distance = speed × time, and time = distance/speed can be rearranged and applied to solve for any one unknown given the other two. Average speed and instantaneous speed are distinguished: average speed covers the whole journey; instantaneous speed is the speed at one particular moment. Units must be consistent — convert km/h to m/s by dividing by 3.6 (or multiplying by 5/18).</w:t>
+              <w:t xml:space="preserve">Velocity is calculated as v = s/t (displacement divided by time) and is measured in m/s or km/h. Acceleration is calculated as a = Δv/Δt (change in velocity divided by time taken) and is measured in m/s². Uniform motion means constant velocity and zero acceleration; non-uniform motion means changing velocity and non-zero acceleration. A positive acceleration means the object is speeding up; a negative acceleration (deceleration) means it is slowing down. Runner A's near-constant velocity explains his consistent split times; Runner B's large positive and negative accelerations explain why his split times varied so dramatically.</w:t>
             </w:r>
           </w:p>
         </w:tc>
@@ -777,7 +777,7 @@
                 <w:sz w:val="18"/>
                 <w:szCs w:val="18"/>
               </w:rPr>
-              <w:t xml:space="preserve">Runner A may have a higher average speed over the first 10 km than Runner B, yet Runner B finishes faster overall — demonstrating that a single-segment calculation cannot describe an entire journey. Pedagogical note: insist learners write the formula, substitute values with units, and write a concluding statement with units in every worked example. A common error is dividing time by distance instead of the reverse — build a 'formula triangle' anchor chart for the classroom wall. Provide at least two km/h ↔ m/s conversion practice items before the matatu problem.</w:t>
+              <w:t xml:space="preserve">The split-time data from the Nairobi Marathon phenomenon can now be expressed as a sequence of velocities and accelerations — not just a single average speed. Runner B was ahead at 30 km because his early high velocity (positive acceleration off the start) built a time advantage. However, his large negative acceleration (deceleration) between 25 km and 35 km cost him more time than his final sprint could recover. Runner A's near-zero acceleration — uniform motion — meant every segment was equally efficient, and this consistency ultimately won the race. The mathematical tools v = s/t and a = Δv/Δt reveal the internal structure of motion that a single total-time comparison completely hides.</w:t>
             </w:r>
           </w:p>
         </w:tc>
@@ -862,7 +862,7 @@
                 <w:sz w:val="18"/>
                 <w:szCs w:val="18"/>
               </w:rPr>
-              <w:t xml:space="preserve">Learners plotted displacement-time (s-t) graphs for Eliud's marathon segments using pre-prepared data tables, choosing appropriate scales and labelling axes correctly. They then compared their graphs with a teacher-drawn reference graph projected on the board, identifying where the line was steep, gentle, horizontal, or sloping downward.</w:t>
+              <w:t xml:space="preserve">Learners plotted the split-time data for Runner A and Runner B from the 2023 Nairobi Marathon on the same displacement-time graph using squared paper, two colours, labelled axes, and a title. They circled the point where Runner B's line crossed Runner A's line — the graphical moment that explains the race outcome.</w:t>
             </w:r>
           </w:p>
         </w:tc>
@@ -894,7 +894,7 @@
                 <w:sz w:val="18"/>
                 <w:szCs w:val="18"/>
               </w:rPr>
-              <w:t xml:space="preserve">The shape of a displacement-time graph tells the full story of motion: a steep positive line indicates high speed in the positive direction; a gentle positive line indicates low speed; a horizontal line (zero gradient) means the object is stationary; a negative slope means the object is moving back toward the origin. The graph is a visual narrative — each segment's shape corresponds directly to a phase of the journey.</w:t>
+              <w:t xml:space="preserve">The shape of a displacement-time graph — not just its start and end points — tells the full story of motion. A steep line means high speed; a gentle line means low speed; a horizontal line means the runner is stationary. The gradient of the line at any section represents the speed of the runner at that stage of the race.</w:t>
             </w:r>
           </w:p>
         </w:tc>
@@ -926,7 +926,7 @@
                 <w:sz w:val="18"/>
                 <w:szCs w:val="18"/>
               </w:rPr>
-              <w:t xml:space="preserve">Eliud's s-t graph rises steeply in the early kilometres (fresh legs, downhill from Uhuru Highway), flattens slightly on the return loop (fatigue, uphill), and continues to rise to the finish — the varying steepness encodes the changing pace. Pedagogical note: before learners plot, spend 3 minutes on axis-scaling decisions — a poorly scaled graph is the most frequent source of error. Ask learners to describe each segment in plain English BEFORE they attempt to calculate gradients, so graph-reading precedes gradient arithmetic. This lesson is the bridge between numerical and graphical representations.</w:t>
+              <w:t xml:space="preserve">Using the completed dual displacement-time graph, learners explained why Runner B — despite being ahead at 30 km — lost the race: Runner B's line became noticeably less steep between 25 km and 35 km (slowing down), while Runner A's line maintained a consistent gradient throughout, overtaking Runner B during the slow section between 30 km and 35 km. A single average-speed calculation could never have revealed this — only the graph shape can.</w:t>
             </w:r>
           </w:p>
         </w:tc>
@@ -1011,7 +1011,7 @@
                 <w:sz w:val="18"/>
                 <w:szCs w:val="18"/>
               </w:rPr>
-              <w:t xml:space="preserve">Learners calculated the gradient of each straight-line segment on their previously drawn s-t graphs using gradient = rise ÷ run = Δs ÷ Δt, then compared the calculated gradient values to the velocity values computed numerically in Lesson 2. They also examined a provided graph of the Nakuru matatu journey and identified stationary periods, high-speed segments, and direction reversals.</w:t>
+              <w:t xml:space="preserve">Learners examined four pre-drawn displacement-time graphs showing Kenyan real-life motion scenarios: a matatu stopping at a Nakuru stage, a marathon runner resting at a water station on Uhuru Highway, a boda-boda rider returning home, and the SGR Madaraka Express making stops between Nairobi and Mombasa. Using the Gradient Hunter table, learners read coordinates from each segment and calculated gradient values for every phase of each journey.</w:t>
             </w:r>
           </w:p>
         </w:tc>
@@ -1043,7 +1043,7 @@
                 <w:sz w:val="18"/>
                 <w:szCs w:val="18"/>
               </w:rPr>
-              <w:t xml:space="preserve">The gradient of a displacement-time graph is numerically equal to the velocity of the object during that segment. A zero gradient equals zero velocity (object is stationary). A negative gradient equals motion in the negative direction (back toward or past the start). A steeper gradient equals greater speed. This is the key quantitative link between the graphical and numerical representations.</w:t>
+              <w:t xml:space="preserve">Learners established that the gradient of a displacement-time graph equals velocity; a zero gradient means the object is stationary; a negative gradient means the object is returning toward its starting point; and a steeper positive gradient means higher velocity. Learners applied this to the Marathon phenomenon by annotating Runner A and Runner B's sketch graphs with segment gradient values and identifying that Runner A's higher gradient while Runner B slowed (25–35 km) is the mathematical explanation for why Runner A won despite Runner B being ahead at 30 km.</w:t>
             </w:r>
           </w:p>
         </w:tc>
@@ -1075,7 +1075,7 @@
                 <w:sz w:val="18"/>
                 <w:szCs w:val="18"/>
               </w:rPr>
-              <w:t xml:space="preserve">Learners can now extract a velocity value directly from a graph without a separate data table — the graph itself is a calculation tool. Pedagogical note: emphasise that gradient is always calculated as vertical change ÷ horizontal change (Δy ÷ Δx), never the reverse. A persistent misconception is that a 'steeper' line always means 'farther from start' — clarify that steepness encodes rate, not position. Use at least two cold-call 'what is the velocity in this segment?' questions where the answer is zero or negative to surface and correct this error.</w:t>
+              <w:t xml:space="preserve">Learners explained that displacement-time graphs are used in real life to reveal the velocity at every phase of a journey — not just the overall average. By calculating the gradient of each segment, we can identify when a body was moving fast, slow, stationary, or returning. This answers Key Inquiry Question 2: we use displacement-time graphs to describe and compare motion in detail, segment by segment, which a single average speed calculation cannot do.</w:t>
             </w:r>
           </w:p>
         </w:tc>
@@ -1128,7 +1128,7 @@
                 <w:sz w:val="18"/>
                 <w:szCs w:val="18"/>
               </w:rPr>
-              <w:t xml:space="preserve">Introduction to Velocity-Time Graphs: Drawing the Matatu's Speed Story</w:t>
+              <w:t xml:space="preserve">Drawing Velocity-Time Graphs — Reading Acceleration in the Shape of the Race</w:t>
             </w:r>
           </w:p>
         </w:tc>
@@ -1160,7 +1160,7 @@
                 <w:sz w:val="18"/>
                 <w:szCs w:val="18"/>
               </w:rPr>
-              <w:t xml:space="preserve">Learners were given a new data set describing a matatu journey from Nairobi's CBD to Nakuru: several phases including acceleration from rest at a bus stage, constant cruising speed on the open highway, deceleration into Naivasha town, a stationary stop, and further acceleration to Nakuru. Learners plotted velocity-time (v-t) graphs from this data, choosing appropriate scales and labelling axes with correct units.</w:t>
+              <w:t xml:space="preserve">Learners observed that a velocity-time graph for a matatu journey on Uhuru Highway, Nairobi, produces three visually distinct segments: a rising straight line (acceleration from the Kencom bus stop), a horizontal straight line (constant cruising velocity), and a falling straight line (braking before the next stage). They also observed Runner B's velocity-time sketch derived from marathon split data, showing a mid-race dip in velocity followed by a steep positive gradient in the final 2 km sprint.</w:t>
             </w:r>
           </w:p>
         </w:tc>
@@ -1192,7 +1192,7 @@
                 <w:sz w:val="18"/>
                 <w:szCs w:val="18"/>
               </w:rPr>
-              <w:t xml:space="preserve">A velocity-time graph plots velocity (y-axis, m/s or km/h) against time (x-axis, seconds or minutes). A horizontal line means constant velocity (no acceleration). A positive slope means the object is accelerating (speeding up). A negative slope means the object is decelerating (slowing down). A line touching the x-axis means the object is at rest (v = 0). The v-t graph is a complementary tool to the s-t graph — together they give a complete picture of motion.</w:t>
+              <w:t xml:space="preserve">The gradient of a velocity-time graph equals acceleration (a = Δv/Δt, measured in m/s²). A horizontal segment means zero acceleration (constant velocity); a positive gradient means the object is speeding up; a negative gradient means it is decelerating. The shape of the velocity-time graph — its slopes, not just its start and end points — quantifies how rapidly velocity is changing at every moment of the journey.</w:t>
             </w:r>
           </w:p>
         </w:tc>
@@ -1224,7 +1224,7 @@
                 <w:sz w:val="18"/>
                 <w:szCs w:val="18"/>
               </w:rPr>
-              <w:t xml:space="preserve">The matatu's v-t graph rises from zero (starting from rest at the Nairobi bus stage), levels off at a constant cruise velocity on the open highway, dips to zero at the Naivasha stop, then rises again — the graph shape matches the real physical experience of the journey. Pedagogical note: many learners initially confuse the s-t and v-t graph shapes. Display both graph types side by side on the board throughout this lesson. A useful teaching move is to ask learners to physically stand up and mime acceleration (lean forward), constant speed (walk steadily), and deceleration (lean back) while describing each graph segment.</w:t>
+              <w:t xml:space="preserve">The velocity-time graph of the Nairobi Marathon now mathematically explains what the split-time tables could only hint at: Runner B's steep positive gradient between km 35 and km 42 confirms a genuine sprint-finish acceleration, but the graph also shows that his velocity during km 25–35 was significantly lower than Runner A's flat, consistent velocity profile across the same period. The gradient calculations make it possible to state, with numbers and units, exactly how much Runner B accelerated — and why, despite that acceleration, his overall average velocity was lower, giving Runner A the victory.</w:t>
             </w:r>
           </w:p>
         </w:tc>
@@ -1309,7 +1309,7 @@
                 <w:sz w:val="18"/>
                 <w:szCs w:val="18"/>
               </w:rPr>
-              <w:t xml:space="preserve">Learners examined a velocity-time graph for the matatu journey and were guided to calculate: (i) the gradient of each sloped segment to find acceleration or deceleration values, and (ii) the area of each geometric shape under the graph (rectangles for constant speed, triangles for acceleration/deceleration phases) to find distance travelled in each phase.</w:t>
+              <w:t xml:space="preserve">Learners plotted and examined velocity-time graphs for two Kenyan real-world contexts: the SGR Madaraka Express journey out of Nairobi and a 400 m athletics race at Nakuru High School. They identified and labelled three motion phases — acceleration, constant velocity, and deceleration — by observing the shape and slope of each graph segment. They also observed a simplified velocity-time graph comparing Runner A and Runner B's motion between km 25 and 35 of the 2023 Nairobi Marathon.</w:t>
             </w:r>
           </w:p>
         </w:tc>
@@ -1341,7 +1341,7 @@
                 <w:sz w:val="18"/>
                 <w:szCs w:val="18"/>
               </w:rPr>
-              <w:t xml:space="preserve">The gradient of a velocity-time graph equals acceleration: a = Δv ÷ Δt. A steep positive gradient means rapid acceleration; a negative gradient (deceleration) has a negative value. The area under a velocity-time graph equals the distance travelled during that time interval. For rectangular sections: area = base × height = time × velocity = distance. For triangular sections (acceleration/deceleration): area = ½ × base × height = ½ × time × Δv = distance. The unit check confirms this: (m/s) × s = m.</w:t>
+              <w:t xml:space="preserve">Learners learned that: (i) the gradient of a velocity-time graph equals acceleration — a steep positive gradient means rapid acceleration, a negative gradient means deceleration, and a zero gradient (horizontal line) means constant velocity; (ii) the area of the region between the velocity-time graph and the time axis equals the total distance (displacement) travelled; (iii) this area can be calculated by decomposing the region into rectangles and trapeziums, or by counting grid squares; (iv) comparing the areas under Runner A's and Runner B's velocity-time graphs for km 25–35 mathematically proves that Runner A covered more ground in that segment and therefore overtook Runner B to win the race.</w:t>
             </w:r>
           </w:p>
         </w:tc>
@@ -1373,7 +1373,7 @@
                 <w:sz w:val="18"/>
                 <w:szCs w:val="18"/>
               </w:rPr>
-              <w:t xml:space="preserve">The matatu's total journey distance can be recovered entirely from the v-t graph by summing all the areas under each segment — no separate distance data is needed. Pedagogical note: the area-under-the-graph concept is the most conceptually demanding idea in this sub-strand. Use colour-coded shading for each geometric region before any calculation. Insist learners label each shape (rectangle, triangle), write the area formula, substitute, and state units. A frequent error is using the full height of a trapezoid as the triangle height — decompose trapezoids into rectangle + triangle explicitly.</w:t>
+              <w:t xml:space="preserve">Learners explained, using their area calculations, why Runner B lost the 2023 Nairobi Marathon despite leading at the 30 km mark: Runner B's velocity dropped significantly between km 25 and 35 (smaller area under the graph = less distance covered per unit time), while Runner A maintained a higher velocity for longer (larger area = more distance covered). This resolved the central puzzle of the phenomenon and directly answered the key inquiry question 'How do we use velocity-time graphs?' Learners updated their cumulative models and the Driving Question Board to reflect this mathematical explanation.</w:t>
             </w:r>
           </w:p>
         </w:tc>
@@ -1426,7 +1426,7 @@
                 <w:sz w:val="18"/>
                 <w:szCs w:val="18"/>
               </w:rPr>
-              <w:t xml:space="preserve">Equations of Linear Motion &amp; Combining Graphs: Solving the Full Journey</w:t>
+              <w:t xml:space="preserve">Relative Speed — Who Gets There First When Everyone Is Moving?</w:t>
             </w:r>
           </w:p>
         </w:tc>
@@ -1458,7 +1458,7 @@
                 <w:sz w:val="18"/>
                 <w:szCs w:val="18"/>
               </w:rPr>
-              <w:t xml:space="preserve">Learners were introduced to the four equations of linear motion (v = u + at; s = ut + ½at²; v² = u² + 2as; s = ½(u + v)t) and applied them to solve multi-step problems set in Kenyan contexts — a boda-boda accelerating from rest in Kisumu, a Rift Valley Express bus braking on the Nakuru highway, and an athlete's sprint at the Moi International Sports Centre. Learners also practised moving between graph and equation representations for the same scenario.</w:t>
+              <w:t xml:space="preserve">We observed (through calculation) that a matatu travelling at 90 km/h approaches a bus travelling in the same direction at 60 km/h at a closing speed of only 30 km/h — meaning the overtake takes much longer than the driver expects. We also observed that two Lake Victoria ferries travelling towards each other close the gap between them at 40 km/h (the SUM of their speeds), and that Runner A appeared to approach Runner B at just 1.4 km/h when overtaking — the DIFFERENCE of their velocities.</w:t>
             </w:r>
           </w:p>
         </w:tc>
@@ -1490,7 +1490,7 @@
                 <w:sz w:val="18"/>
                 <w:szCs w:val="18"/>
               </w:rPr>
-              <w:t xml:space="preserve">The four kinematic equations apply to objects undergoing uniform (constant) acceleration in a straight line. Each equation links a different combination of the five variables: initial velocity (u), final velocity (v), acceleration (a), time (t), and displacement (s). The strategy for solving any problem is: (1) list known and unknown quantities with units, (2) select the equation that contains the unknown and all three known quantities, (3) substitute and solve, (4) state the answer with correct units and direction where applicable.</w:t>
+              <w:t xml:space="preserve">We learned that RELATIVE SPEED is the speed of one body as observed from another moving body. When two bodies move in the SAME direction, relative speed = faster speed − slower speed (they approach each other slowly). When two bodies move in OPPOSITE directions, relative speed = speed A + speed B (they approach each other rapidly). We can use relative speed to calculate the time for two bodies to meet or for one to overtake the other, using the formula: time = gap distance ÷ relative speed.</w:t>
             </w:r>
           </w:p>
         </w:tc>
@@ -1522,7 +1522,7 @@
                 <w:sz w:val="18"/>
                 <w:szCs w:val="18"/>
               </w:rPr>
-              <w:t xml:space="preserve">The equations and the graphs are two languages describing the same physical reality — for example, v = u + at is the algebraic form of reading the gradient on a v-t graph, and s = ½(u + v)t is the algebraic form of calculating the trapezoid area. Pedagogical note: display the four equations permanently on the board for the remainder of the unit. A structured 'KUSD' framework (Known, Unknown, Select equation, Do the maths) reduces errors significantly. Require learners to check answers by substituting back into the original equation before writing a final answer.</w:t>
+              <w:t xml:space="preserve">This explains a crucial part of the marathon phenomenon: Runner A did not need to run faster than Runner B's earlier pace to overtake him — Runner A only needed to run faster than Runner B's CURRENT speed. Because Runner B had slowed to about 17.6 km/h and Runner A was running at about 19 km/h, the relative speed between them was about 1.4 km/h. At that closing rate, Runner A covered the 200 m gap in approximately 8.6 minutes. The same mathematics also explains the NTSA road-safety context: a head-on collision between two vehicles both doing 80 km/h has a relative speed of 160 km/h — four times more dangerous than a rear-end collision between a 90 km/h matatu and a 60 km/h bus. Mathematics does not just describe motion — it saves lives.</w:t>
             </w:r>
           </w:p>
         </w:tc>
@@ -1607,7 +1607,7 @@
                 <w:sz w:val="18"/>
                 <w:szCs w:val="18"/>
               </w:rPr>
-              <w:t xml:space="preserve">Learners returned to the Nairobi Marathon anchoring phenomenon and used all tools acquired across Lessons 1–7 to produce a complete mathematical explanation of the race. They calculated average speed and velocity for each race segment, identified acceleration and deceleration phases, drew and annotated both s-t and v-t graphs for the full 42.195 km journey, computed distances from graph areas, and applied kinematic equations to answer 'what if' extension questions about the race.</w:t>
+              <w:t xml:space="preserve">Learners re-watched the 2023 Nairobi Marathon video clip showing elite Kenyan runners — including Runner A and Runner B — with different pacing strategies. They examined the printed split-time table showing each runner's time at every 5 km mark from 0 to 42 km, observing that Runner B led at 30 km but Runner A finished first. Groups plotted dual displacement-time and velocity-time graphs using the split-time data, and posted their A3 graphs on the classroom wall for a gallery walk comparison.</w:t>
             </w:r>
           </w:p>
         </w:tc>
@@ -1639,7 +1639,7 @@
                 <w:sz w:val="18"/>
                 <w:szCs w:val="18"/>
               </w:rPr>
-              <w:t xml:space="preserve">A moving body's complete motion can be described using: scalar quantities (distance, speed) and vector quantities (displacement, velocity, acceleration); displacement-time graphs (gradient = velocity); velocity-time graphs (gradient = acceleration, area = distance); and the four kinematic equations for uniform acceleration. These tools are complementary — numerical, graphical, and algebraic representations all encode the same underlying motion and can be used interchangeably depending on what information is given or required.</w:t>
+              <w:t xml:space="preserve">Learners produced a complete mathematical explanation of the marathon race, calculating average speed, segment velocity, and acceleration; drawing and interpreting displacement-time graphs (where gradient equals velocity) and velocity-time graphs (where gradient equals acceleration and area equals displacement); distinguishing between average speed and instantaneous velocity; and applying relative speed concepts. They closed all three KICD key inquiry questions on the Driving Question Board with evidence-based answers drawn directly from the marathon data, and completed an individual written assessment covering all Sub-Strand 2.9 learning outcomes.</w:t>
             </w:r>
           </w:p>
         </w:tc>
@@ -1671,7 +1671,7 @@
                 <w:sz w:val="18"/>
                 <w:szCs w:val="18"/>
               </w:rPr>
-              <w:t xml:space="preserve">The Nairobi Marathon runner's journey is now fully described mathematically: the winding road gives total distance 42.195 km; the net displacement from Nyayo Stadium start to finish line is calculable from the route map; each split segment has a calculable average velocity; acceleration and deceleration phases are visible on the v-t graph and quantifiable via kinematic equations. Pedagogical note: this lesson functions as a summative performance task. Learners should work in pairs to produce a poster or annotated graph set — assess both the mathematical accuracy and the quality of the written explanation linking calculations back to the driving question. Celebrate the journey: learners began by observing a race; they now have the full mathematical toolkit to describe any moving body.</w:t>
+              <w:t xml:space="preserve">Runner A won the 2023 Nairobi Marathon because of consistently high velocity maintained throughout the race, visible as a steep, nearly constant gradient on the displacement-time graph. Runner B's velocity decreased sharply between 25 km and 35 km — shown by a shallower gradient on the displacement-time graph and a negative slope (deceleration) on the velocity-time graph — creating a time deficit that Runner B's final sprint (positive acceleration in the last 2 km) could not overcome. This demonstrates that in linear motion, the shape of the graph — not just the start and end points — tells the full mathematical story of motion.</w:t>
             </w:r>
           </w:p>
         </w:tc>
@@ -1795,7 +1795,7 @@
         </w:rPr>
         <w:t xml:space="preserve">© 2026 SeaVuria and ARES. This work is licensed under a </w:t>
       </w:r>
-      <w:hyperlink w:history="1" r:id="rIdf__sap7f1dx372r1tpe5y">
+      <w:hyperlink w:history="1" r:id="rIdk0efna6fygfcnjw2yffc5">
         <w:r>
           <w:rPr>
             <w:rFonts w:ascii="Arial" w:cs="Arial" w:eastAsia="Arial" w:hAnsi="Arial"/>
@@ -1815,7 +1815,7 @@
         </w:rPr>
         <w:t xml:space="preserve"> (</w:t>
       </w:r>
-      <w:hyperlink w:history="1" r:id="rIdffiy8vbxxua5hshbp1-et">
+      <w:hyperlink w:history="1" r:id="rIdeg6yrw-aovdozr-war2bd">
         <w:r>
           <w:rPr>
             <w:rFonts w:ascii="Arial" w:cs="Arial" w:eastAsia="Arial" w:hAnsi="Arial"/>
@@ -1835,7 +1835,7 @@
         </w:rPr>
         <w:t xml:space="preserve">). To view a copy of this license, visit </w:t>
       </w:r>
-      <w:hyperlink w:history="1" r:id="rIdzdnw_wotclgtkhdainqkz">
+      <w:hyperlink w:history="1" r:id="rIdkeuo7u8gt0jqdpe3faluw">
         <w:r>
           <w:rPr>
             <w:rFonts w:ascii="Arial" w:cs="Arial" w:eastAsia="Arial" w:hAnsi="Arial"/>

--- a/data/outputs/v2/Core_Mathematics/SS2.9_Linear_Motion/Core_Mathematics_Linear_Motion_SummaryTable.docx
+++ b/data/outputs/v2/Core_Mathematics/SS2.9_Linear_Motion/Core_Mathematics_Linear_Motion_SummaryTable.docx
@@ -1795,7 +1795,7 @@
         </w:rPr>
         <w:t xml:space="preserve">© 2026 SeaVuria and ARES. This work is licensed under a </w:t>
       </w:r>
-      <w:hyperlink w:history="1" r:id="rIdk0efna6fygfcnjw2yffc5">
+      <w:hyperlink w:history="1" r:id="rIdbejoyronqrhul9fuerjkn">
         <w:r>
           <w:rPr>
             <w:rFonts w:ascii="Arial" w:cs="Arial" w:eastAsia="Arial" w:hAnsi="Arial"/>
@@ -1815,7 +1815,7 @@
         </w:rPr>
         <w:t xml:space="preserve"> (</w:t>
       </w:r>
-      <w:hyperlink w:history="1" r:id="rIdeg6yrw-aovdozr-war2bd">
+      <w:hyperlink w:history="1" r:id="rIdkjw9ihzgikondclh3quxm">
         <w:r>
           <w:rPr>
             <w:rFonts w:ascii="Arial" w:cs="Arial" w:eastAsia="Arial" w:hAnsi="Arial"/>
@@ -1835,7 +1835,7 @@
         </w:rPr>
         <w:t xml:space="preserve">). To view a copy of this license, visit </w:t>
       </w:r>
-      <w:hyperlink w:history="1" r:id="rIdkeuo7u8gt0jqdpe3faluw">
+      <w:hyperlink w:history="1" r:id="rIdymfd9qcridwuhhnvi9f4e">
         <w:r>
           <w:rPr>
             <w:rFonts w:ascii="Arial" w:cs="Arial" w:eastAsia="Arial" w:hAnsi="Arial"/>

--- a/data/outputs/v2/Core_Mathematics/SS2.9_Linear_Motion/Core_Mathematics_Linear_Motion_SummaryTable.docx
+++ b/data/outputs/v2/Core_Mathematics/SS2.9_Linear_Motion/Core_Mathematics_Linear_Motion_SummaryTable.docx
@@ -1795,7 +1795,7 @@
         </w:rPr>
         <w:t xml:space="preserve">© 2026 SeaVuria and ARES. This work is licensed under a </w:t>
       </w:r>
-      <w:hyperlink w:history="1" r:id="rIdbejoyronqrhul9fuerjkn">
+      <w:hyperlink w:history="1" r:id="rIdmhokhnuwhsgko9nirqwts">
         <w:r>
           <w:rPr>
             <w:rFonts w:ascii="Arial" w:cs="Arial" w:eastAsia="Arial" w:hAnsi="Arial"/>
@@ -1815,7 +1815,7 @@
         </w:rPr>
         <w:t xml:space="preserve"> (</w:t>
       </w:r>
-      <w:hyperlink w:history="1" r:id="rIdkjw9ihzgikondclh3quxm">
+      <w:hyperlink w:history="1" r:id="rId_j3vmufoxpjvrqfb1gz00">
         <w:r>
           <w:rPr>
             <w:rFonts w:ascii="Arial" w:cs="Arial" w:eastAsia="Arial" w:hAnsi="Arial"/>
@@ -1835,7 +1835,7 @@
         </w:rPr>
         <w:t xml:space="preserve">). To view a copy of this license, visit </w:t>
       </w:r>
-      <w:hyperlink w:history="1" r:id="rIdymfd9qcridwuhhnvi9f4e">
+      <w:hyperlink w:history="1" r:id="rId4x0ajo8ttsju5z2qozw2k">
         <w:r>
           <w:rPr>
             <w:rFonts w:ascii="Arial" w:cs="Arial" w:eastAsia="Arial" w:hAnsi="Arial"/>

--- a/data/outputs/v2/Core_Mathematics/SS2.9_Linear_Motion/Core_Mathematics_Linear_Motion_SummaryTable.docx
+++ b/data/outputs/v2/Core_Mathematics/SS2.9_Linear_Motion/Core_Mathematics_Linear_Motion_SummaryTable.docx
@@ -1795,7 +1795,7 @@
         </w:rPr>
         <w:t xml:space="preserve">© 2026 SeaVuria and ARES. This work is licensed under a </w:t>
       </w:r>
-      <w:hyperlink w:history="1" r:id="rIdmhokhnuwhsgko9nirqwts">
+      <w:hyperlink w:history="1" r:id="rIdvj8dvrtimfm8ou8amy-rh">
         <w:r>
           <w:rPr>
             <w:rFonts w:ascii="Arial" w:cs="Arial" w:eastAsia="Arial" w:hAnsi="Arial"/>
@@ -1815,7 +1815,7 @@
         </w:rPr>
         <w:t xml:space="preserve"> (</w:t>
       </w:r>
-      <w:hyperlink w:history="1" r:id="rId_j3vmufoxpjvrqfb1gz00">
+      <w:hyperlink w:history="1" r:id="rIdv4slewjez9gbntwklrmua">
         <w:r>
           <w:rPr>
             <w:rFonts w:ascii="Arial" w:cs="Arial" w:eastAsia="Arial" w:hAnsi="Arial"/>
@@ -1835,7 +1835,7 @@
         </w:rPr>
         <w:t xml:space="preserve">). To view a copy of this license, visit </w:t>
       </w:r>
-      <w:hyperlink w:history="1" r:id="rId4x0ajo8ttsju5z2qozw2k">
+      <w:hyperlink w:history="1" r:id="rIdstb4xyiytds8kwua8onfj">
         <w:r>
           <w:rPr>
             <w:rFonts w:ascii="Arial" w:cs="Arial" w:eastAsia="Arial" w:hAnsi="Arial"/>

--- a/data/outputs/v2/Core_Mathematics/SS2.9_Linear_Motion/Core_Mathematics_Linear_Motion_SummaryTable.docx
+++ b/data/outputs/v2/Core_Mathematics/SS2.9_Linear_Motion/Core_Mathematics_Linear_Motion_SummaryTable.docx
@@ -1795,7 +1795,7 @@
         </w:rPr>
         <w:t xml:space="preserve">© 2026 SeaVuria and ARES. This work is licensed under a </w:t>
       </w:r>
-      <w:hyperlink w:history="1" r:id="rIdvj8dvrtimfm8ou8amy-rh">
+      <w:hyperlink w:history="1" r:id="rIdezzcnubhkzvcsir7cjwwu">
         <w:r>
           <w:rPr>
             <w:rFonts w:ascii="Arial" w:cs="Arial" w:eastAsia="Arial" w:hAnsi="Arial"/>
@@ -1815,7 +1815,7 @@
         </w:rPr>
         <w:t xml:space="preserve"> (</w:t>
       </w:r>
-      <w:hyperlink w:history="1" r:id="rIdv4slewjez9gbntwklrmua">
+      <w:hyperlink w:history="1" r:id="rIdmgv3vhq40b2t_hjmnnetf">
         <w:r>
           <w:rPr>
             <w:rFonts w:ascii="Arial" w:cs="Arial" w:eastAsia="Arial" w:hAnsi="Arial"/>
@@ -1835,7 +1835,7 @@
         </w:rPr>
         <w:t xml:space="preserve">). To view a copy of this license, visit </w:t>
       </w:r>
-      <w:hyperlink w:history="1" r:id="rIdstb4xyiytds8kwua8onfj">
+      <w:hyperlink w:history="1" r:id="rIddeyf8xd--xhe4xwwqg49j">
         <w:r>
           <w:rPr>
             <w:rFonts w:ascii="Arial" w:cs="Arial" w:eastAsia="Arial" w:hAnsi="Arial"/>

--- a/data/outputs/v2/Core_Mathematics/SS2.9_Linear_Motion/Core_Mathematics_Linear_Motion_SummaryTable.docx
+++ b/data/outputs/v2/Core_Mathematics/SS2.9_Linear_Motion/Core_Mathematics_Linear_Motion_SummaryTable.docx
@@ -4,6 +4,7 @@
   <w:body>
     <w:p>
       <w:pPr>
+        <w:keepNext w:val="false"/>
         <w:spacing w:after="30" w:before="0"/>
         <w:jc w:val="center"/>
       </w:pPr>
@@ -23,6 +24,7 @@
     </w:p>
     <w:p>
       <w:pPr>
+        <w:keepNext w:val="false"/>
         <w:spacing w:after="60" w:before="0"/>
         <w:jc w:val="center"/>
       </w:pPr>
@@ -81,6 +83,7 @@
           </w:tcPr>
           <w:p>
             <w:pPr>
+              <w:keepNext w:val="false"/>
               <w:spacing w:after="40" w:before="0"/>
               <w:jc w:val="center"/>
             </w:pPr>
@@ -115,6 +118,7 @@
           </w:tcPr>
           <w:p>
             <w:pPr>
+              <w:keepNext w:val="false"/>
               <w:spacing w:after="40" w:before="0"/>
               <w:jc w:val="left"/>
             </w:pPr>
@@ -147,6 +151,7 @@
           </w:tcPr>
           <w:p>
             <w:pPr>
+              <w:keepNext w:val="false"/>
               <w:spacing w:after="40" w:before="0"/>
               <w:jc w:val="left"/>
             </w:pPr>
@@ -181,6 +186,7 @@
           </w:tcPr>
           <w:p>
             <w:pPr>
+              <w:keepNext w:val="false"/>
               <w:spacing w:after="40" w:before="0"/>
               <w:jc w:val="left"/>
             </w:pPr>
@@ -213,6 +219,7 @@
           </w:tcPr>
           <w:p>
             <w:pPr>
+              <w:keepNext w:val="false"/>
               <w:spacing w:after="40" w:before="0"/>
               <w:jc w:val="left"/>
             </w:pPr>
@@ -273,6 +280,7 @@
           </w:tcPr>
           <w:p>
             <w:pPr>
+              <w:keepNext w:val="false"/>
               <w:spacing w:after="40" w:before="0"/>
               <w:jc w:val="center"/>
             </w:pPr>
@@ -307,6 +315,7 @@
           </w:tcPr>
           <w:p>
             <w:pPr>
+              <w:keepNext w:val="false"/>
               <w:spacing w:after="40" w:before="0"/>
               <w:jc w:val="left"/>
             </w:pPr>
@@ -369,6 +378,7 @@
           </w:tcPr>
           <w:p>
             <w:pPr>
+              <w:keepNext w:val="false"/>
               <w:spacing w:after="40" w:before="0"/>
               <w:jc w:val="left"/>
             </w:pPr>
@@ -401,6 +411,7 @@
           </w:tcPr>
           <w:p>
             <w:pPr>
+              <w:keepNext w:val="false"/>
               <w:spacing w:after="40" w:before="0"/>
               <w:jc w:val="left"/>
             </w:pPr>
@@ -433,6 +444,7 @@
           </w:tcPr>
           <w:p>
             <w:pPr>
+              <w:keepNext w:val="false"/>
               <w:spacing w:after="40" w:before="0"/>
               <w:jc w:val="left"/>
             </w:pPr>
@@ -465,6 +477,7 @@
           </w:tcPr>
           <w:p>
             <w:pPr>
+              <w:keepNext w:val="false"/>
               <w:spacing w:after="40" w:before="0"/>
               <w:jc w:val="left"/>
             </w:pPr>
@@ -499,6 +512,7 @@
           </w:tcPr>
           <w:p>
             <w:pPr>
+              <w:keepNext w:val="false"/>
               <w:spacing w:after="40" w:before="0"/>
               <w:jc w:val="left"/>
             </w:pPr>
@@ -518,6 +532,7 @@
           </w:p>
           <w:p>
             <w:pPr>
+              <w:keepNext w:val="false"/>
               <w:spacing w:after="40" w:before="0"/>
               <w:jc w:val="left"/>
             </w:pPr>
@@ -550,6 +565,7 @@
           </w:tcPr>
           <w:p>
             <w:pPr>
+              <w:keepNext w:val="false"/>
               <w:spacing w:after="40" w:before="0"/>
               <w:jc w:val="left"/>
             </w:pPr>
@@ -582,6 +598,7 @@
           </w:tcPr>
           <w:p>
             <w:pPr>
+              <w:keepNext w:val="false"/>
               <w:spacing w:after="40" w:before="0"/>
               <w:jc w:val="left"/>
             </w:pPr>
@@ -614,6 +631,7 @@
           </w:tcPr>
           <w:p>
             <w:pPr>
+              <w:keepNext w:val="false"/>
               <w:spacing w:after="40" w:before="0"/>
               <w:jc w:val="left"/>
             </w:pPr>
@@ -648,6 +666,7 @@
           </w:tcPr>
           <w:p>
             <w:pPr>
+              <w:keepNext w:val="false"/>
               <w:spacing w:after="40" w:before="0"/>
               <w:jc w:val="left"/>
             </w:pPr>
@@ -667,6 +686,7 @@
           </w:p>
           <w:p>
             <w:pPr>
+              <w:keepNext w:val="false"/>
               <w:spacing w:after="40" w:before="0"/>
               <w:jc w:val="left"/>
             </w:pPr>
@@ -699,6 +719,7 @@
           </w:tcPr>
           <w:p>
             <w:pPr>
+              <w:keepNext w:val="false"/>
               <w:spacing w:after="40" w:before="0"/>
               <w:jc w:val="left"/>
             </w:pPr>
@@ -731,6 +752,7 @@
           </w:tcPr>
           <w:p>
             <w:pPr>
+              <w:keepNext w:val="false"/>
               <w:spacing w:after="40" w:before="0"/>
               <w:jc w:val="left"/>
             </w:pPr>
@@ -763,6 +785,7 @@
           </w:tcPr>
           <w:p>
             <w:pPr>
+              <w:keepNext w:val="false"/>
               <w:spacing w:after="40" w:before="0"/>
               <w:jc w:val="left"/>
             </w:pPr>
@@ -797,6 +820,7 @@
           </w:tcPr>
           <w:p>
             <w:pPr>
+              <w:keepNext w:val="false"/>
               <w:spacing w:after="40" w:before="0"/>
               <w:jc w:val="left"/>
             </w:pPr>
@@ -816,6 +840,7 @@
           </w:p>
           <w:p>
             <w:pPr>
+              <w:keepNext w:val="false"/>
               <w:spacing w:after="40" w:before="0"/>
               <w:jc w:val="left"/>
             </w:pPr>
@@ -848,6 +873,7 @@
           </w:tcPr>
           <w:p>
             <w:pPr>
+              <w:keepNext w:val="false"/>
               <w:spacing w:after="40" w:before="0"/>
               <w:jc w:val="left"/>
             </w:pPr>
@@ -880,6 +906,7 @@
           </w:tcPr>
           <w:p>
             <w:pPr>
+              <w:keepNext w:val="false"/>
               <w:spacing w:after="40" w:before="0"/>
               <w:jc w:val="left"/>
             </w:pPr>
@@ -912,6 +939,7 @@
           </w:tcPr>
           <w:p>
             <w:pPr>
+              <w:keepNext w:val="false"/>
               <w:spacing w:after="40" w:before="0"/>
               <w:jc w:val="left"/>
             </w:pPr>
@@ -946,6 +974,7 @@
           </w:tcPr>
           <w:p>
             <w:pPr>
+              <w:keepNext w:val="false"/>
               <w:spacing w:after="40" w:before="0"/>
               <w:jc w:val="left"/>
             </w:pPr>
@@ -965,6 +994,7 @@
           </w:p>
           <w:p>
             <w:pPr>
+              <w:keepNext w:val="false"/>
               <w:spacing w:after="40" w:before="0"/>
               <w:jc w:val="left"/>
             </w:pPr>
@@ -997,6 +1027,7 @@
           </w:tcPr>
           <w:p>
             <w:pPr>
+              <w:keepNext w:val="false"/>
               <w:spacing w:after="40" w:before="0"/>
               <w:jc w:val="left"/>
             </w:pPr>
@@ -1029,6 +1060,7 @@
           </w:tcPr>
           <w:p>
             <w:pPr>
+              <w:keepNext w:val="false"/>
               <w:spacing w:after="40" w:before="0"/>
               <w:jc w:val="left"/>
             </w:pPr>
@@ -1061,6 +1093,7 @@
           </w:tcPr>
           <w:p>
             <w:pPr>
+              <w:keepNext w:val="false"/>
               <w:spacing w:after="40" w:before="0"/>
               <w:jc w:val="left"/>
             </w:pPr>
@@ -1095,6 +1128,7 @@
           </w:tcPr>
           <w:p>
             <w:pPr>
+              <w:keepNext w:val="false"/>
               <w:spacing w:after="40" w:before="0"/>
               <w:jc w:val="left"/>
             </w:pPr>
@@ -1114,6 +1148,7 @@
           </w:p>
           <w:p>
             <w:pPr>
+              <w:keepNext w:val="false"/>
               <w:spacing w:after="40" w:before="0"/>
               <w:jc w:val="left"/>
             </w:pPr>
@@ -1146,6 +1181,7 @@
           </w:tcPr>
           <w:p>
             <w:pPr>
+              <w:keepNext w:val="false"/>
               <w:spacing w:after="40" w:before="0"/>
               <w:jc w:val="left"/>
             </w:pPr>
@@ -1178,6 +1214,7 @@
           </w:tcPr>
           <w:p>
             <w:pPr>
+              <w:keepNext w:val="false"/>
               <w:spacing w:after="40" w:before="0"/>
               <w:jc w:val="left"/>
             </w:pPr>
@@ -1210,6 +1247,7 @@
           </w:tcPr>
           <w:p>
             <w:pPr>
+              <w:keepNext w:val="false"/>
               <w:spacing w:after="40" w:before="0"/>
               <w:jc w:val="left"/>
             </w:pPr>
@@ -1244,6 +1282,7 @@
           </w:tcPr>
           <w:p>
             <w:pPr>
+              <w:keepNext w:val="false"/>
               <w:spacing w:after="40" w:before="0"/>
               <w:jc w:val="left"/>
             </w:pPr>
@@ -1263,6 +1302,7 @@
           </w:p>
           <w:p>
             <w:pPr>
+              <w:keepNext w:val="false"/>
               <w:spacing w:after="40" w:before="0"/>
               <w:jc w:val="left"/>
             </w:pPr>
@@ -1295,6 +1335,7 @@
           </w:tcPr>
           <w:p>
             <w:pPr>
+              <w:keepNext w:val="false"/>
               <w:spacing w:after="40" w:before="0"/>
               <w:jc w:val="left"/>
             </w:pPr>
@@ -1327,6 +1368,7 @@
           </w:tcPr>
           <w:p>
             <w:pPr>
+              <w:keepNext w:val="false"/>
               <w:spacing w:after="40" w:before="0"/>
               <w:jc w:val="left"/>
             </w:pPr>
@@ -1359,6 +1401,7 @@
           </w:tcPr>
           <w:p>
             <w:pPr>
+              <w:keepNext w:val="false"/>
               <w:spacing w:after="40" w:before="0"/>
               <w:jc w:val="left"/>
             </w:pPr>
@@ -1393,6 +1436,7 @@
           </w:tcPr>
           <w:p>
             <w:pPr>
+              <w:keepNext w:val="false"/>
               <w:spacing w:after="40" w:before="0"/>
               <w:jc w:val="left"/>
             </w:pPr>
@@ -1412,6 +1456,7 @@
           </w:p>
           <w:p>
             <w:pPr>
+              <w:keepNext w:val="false"/>
               <w:spacing w:after="40" w:before="0"/>
               <w:jc w:val="left"/>
             </w:pPr>
@@ -1444,6 +1489,7 @@
           </w:tcPr>
           <w:p>
             <w:pPr>
+              <w:keepNext w:val="false"/>
               <w:spacing w:after="40" w:before="0"/>
               <w:jc w:val="left"/>
             </w:pPr>
@@ -1476,6 +1522,7 @@
           </w:tcPr>
           <w:p>
             <w:pPr>
+              <w:keepNext w:val="false"/>
               <w:spacing w:after="40" w:before="0"/>
               <w:jc w:val="left"/>
             </w:pPr>
@@ -1508,6 +1555,7 @@
           </w:tcPr>
           <w:p>
             <w:pPr>
+              <w:keepNext w:val="false"/>
               <w:spacing w:after="40" w:before="0"/>
               <w:jc w:val="left"/>
             </w:pPr>
@@ -1542,6 +1590,7 @@
           </w:tcPr>
           <w:p>
             <w:pPr>
+              <w:keepNext w:val="false"/>
               <w:spacing w:after="40" w:before="0"/>
               <w:jc w:val="left"/>
             </w:pPr>
@@ -1561,6 +1610,7 @@
           </w:p>
           <w:p>
             <w:pPr>
+              <w:keepNext w:val="false"/>
               <w:spacing w:after="40" w:before="0"/>
               <w:jc w:val="left"/>
             </w:pPr>
@@ -1593,6 +1643,7 @@
           </w:tcPr>
           <w:p>
             <w:pPr>
+              <w:keepNext w:val="false"/>
               <w:spacing w:after="40" w:before="0"/>
               <w:jc w:val="left"/>
             </w:pPr>
@@ -1625,6 +1676,7 @@
           </w:tcPr>
           <w:p>
             <w:pPr>
+              <w:keepNext w:val="false"/>
               <w:spacing w:after="40" w:before="0"/>
               <w:jc w:val="left"/>
             </w:pPr>
@@ -1657,6 +1709,7 @@
           </w:tcPr>
           <w:p>
             <w:pPr>
+              <w:keepNext w:val="false"/>
               <w:spacing w:after="40" w:before="0"/>
               <w:jc w:val="left"/>
             </w:pPr>
@@ -1795,7 +1848,7 @@
         </w:rPr>
         <w:t xml:space="preserve">© 2026 SeaVuria and ARES. This work is licensed under a </w:t>
       </w:r>
-      <w:hyperlink w:history="1" r:id="rIdezzcnubhkzvcsir7cjwwu">
+      <w:hyperlink w:history="1" r:id="rId50ab6i3nych3freke7-ij">
         <w:r>
           <w:rPr>
             <w:rFonts w:ascii="Arial" w:cs="Arial" w:eastAsia="Arial" w:hAnsi="Arial"/>
@@ -1815,7 +1868,7 @@
         </w:rPr>
         <w:t xml:space="preserve"> (</w:t>
       </w:r>
-      <w:hyperlink w:history="1" r:id="rIdmgv3vhq40b2t_hjmnnetf">
+      <w:hyperlink w:history="1" r:id="rIdqqlav8wsj4hrmyewc3kiv">
         <w:r>
           <w:rPr>
             <w:rFonts w:ascii="Arial" w:cs="Arial" w:eastAsia="Arial" w:hAnsi="Arial"/>
@@ -1835,7 +1888,7 @@
         </w:rPr>
         <w:t xml:space="preserve">). To view a copy of this license, visit </w:t>
       </w:r>
-      <w:hyperlink w:history="1" r:id="rIddeyf8xd--xhe4xwwqg49j">
+      <w:hyperlink w:history="1" r:id="rIdp6juwlhp1pwmq3f6lmc2h">
         <w:r>
           <w:rPr>
             <w:rFonts w:ascii="Arial" w:cs="Arial" w:eastAsia="Arial" w:hAnsi="Arial"/>

--- a/data/outputs/v2/Core_Mathematics/SS2.9_Linear_Motion/Core_Mathematics_Linear_Motion_SummaryTable.docx
+++ b/data/outputs/v2/Core_Mathematics/SS2.9_Linear_Motion/Core_Mathematics_Linear_Motion_SummaryTable.docx
@@ -1848,7 +1848,7 @@
         </w:rPr>
         <w:t xml:space="preserve">© 2026 SeaVuria and ARES. This work is licensed under a </w:t>
       </w:r>
-      <w:hyperlink w:history="1" r:id="rId50ab6i3nych3freke7-ij">
+      <w:hyperlink w:history="1" r:id="rIdsut49lw1u9asu3f4zn7rm">
         <w:r>
           <w:rPr>
             <w:rFonts w:ascii="Arial" w:cs="Arial" w:eastAsia="Arial" w:hAnsi="Arial"/>
@@ -1868,7 +1868,7 @@
         </w:rPr>
         <w:t xml:space="preserve"> (</w:t>
       </w:r>
-      <w:hyperlink w:history="1" r:id="rIdqqlav8wsj4hrmyewc3kiv">
+      <w:hyperlink w:history="1" r:id="rIdrykotdyacikvfa8xd4c-w">
         <w:r>
           <w:rPr>
             <w:rFonts w:ascii="Arial" w:cs="Arial" w:eastAsia="Arial" w:hAnsi="Arial"/>
@@ -1888,7 +1888,7 @@
         </w:rPr>
         <w:t xml:space="preserve">). To view a copy of this license, visit </w:t>
       </w:r>
-      <w:hyperlink w:history="1" r:id="rIdp6juwlhp1pwmq3f6lmc2h">
+      <w:hyperlink w:history="1" r:id="rIdeikujbbarkzvasp4y2ckv">
         <w:r>
           <w:rPr>
             <w:rFonts w:ascii="Arial" w:cs="Arial" w:eastAsia="Arial" w:hAnsi="Arial"/>
